--- a/episodes/The_Dark_Rise_Episode_12.docx
+++ b/episodes/The_Dark_Rise_Episode_12.docx
@@ -245,7 +245,7 @@
           <w:sz w:val="24"/>
           <w:szCs w:val="24"/>
         </w:rPr>
-        <w:t xml:space="preserve">Beneath the ak-pu roots, the entity felt the shape of the coming rite the moment the two women agreed to it, the same way it had felt the cleansing rite gathering weeks earlier, and turned the question over with none of the urgency a younger power might have brought to it.</w:t>
+        <w:t xml:space="preserve">Beneath the iroko roots, the entity felt the shape of the coming rite the moment the two women agreed to it, the same way it had felt the cleansing rite gathering weeks earlier, and turned the question over with none of the urgency a younger power might have brought to it.</w:t>
       </w:r>
     </w:p>
     <w:p>

--- a/episodes/The_Dark_Rise_Episode_12.docx
+++ b/episodes/The_Dark_Rise_Episode_12.docx
@@ -126,20 +126,7 @@
     </w:p>
     <w:p>
       <w:pPr>
-        <w:spacing w:after="0" w:line="360"/>
-      </w:pPr>
-      <w:r>
-        <w:rPr>
-          <w:rFonts w:ascii="Georgia" w:hAnsi="Georgia" w:cs="Georgia"/>
-          <w:sz w:val="24"/>
-          <w:szCs w:val="24"/>
-        </w:rPr>
-        <w:t xml:space="preserve"/>
-      </w:r>
-    </w:p>
-    <w:p>
-      <w:pPr>
-        <w:spacing w:after="60" w:line="360"/>
+        <w:spacing w:after="60" w:line="360" w:before="480"/>
         <w:ind w:firstLine="360"/>
       </w:pPr>
       <w:r>
@@ -223,20 +210,7 @@
     </w:p>
     <w:p>
       <w:pPr>
-        <w:spacing w:after="0" w:line="360"/>
-      </w:pPr>
-      <w:r>
-        <w:rPr>
-          <w:rFonts w:ascii="Georgia" w:hAnsi="Georgia" w:cs="Georgia"/>
-          <w:sz w:val="24"/>
-          <w:szCs w:val="24"/>
-        </w:rPr>
-        <w:t xml:space="preserve"/>
-      </w:r>
-    </w:p>
-    <w:p>
-      <w:pPr>
-        <w:spacing w:after="60" w:line="360"/>
+        <w:spacing w:after="60" w:line="360" w:before="480"/>
         <w:ind w:firstLine="360"/>
       </w:pPr>
       <w:r>
@@ -278,20 +252,7 @@
     </w:p>
     <w:p>
       <w:pPr>
-        <w:spacing w:after="0" w:line="360"/>
-      </w:pPr>
-      <w:r>
-        <w:rPr>
-          <w:rFonts w:ascii="Georgia" w:hAnsi="Georgia" w:cs="Georgia"/>
-          <w:sz w:val="24"/>
-          <w:szCs w:val="24"/>
-        </w:rPr>
-        <w:t xml:space="preserve"/>
-      </w:r>
-    </w:p>
-    <w:p>
-      <w:pPr>
-        <w:spacing w:after="60" w:line="360"/>
+        <w:spacing w:after="60" w:line="360" w:before="480"/>
         <w:ind w:firstLine="360"/>
       </w:pPr>
       <w:r>
@@ -333,15 +294,16 @@
     </w:p>
     <w:p>
       <w:pPr>
-        <w:spacing w:after="0" w:line="360"/>
-      </w:pPr>
-      <w:r>
-        <w:rPr>
-          <w:rFonts w:ascii="Georgia" w:hAnsi="Georgia" w:cs="Georgia"/>
-          <w:sz w:val="24"/>
-          <w:szCs w:val="24"/>
-        </w:rPr>
-        <w:t xml:space="preserve"/>
+        <w:spacing w:after="60" w:line="360" w:before="480"/>
+        <w:ind w:firstLine="360"/>
+      </w:pPr>
+      <w:r>
+        <w:rPr>
+          <w:rFonts w:ascii="Georgia" w:hAnsi="Georgia" w:cs="Georgia"/>
+          <w:sz w:val="24"/>
+          <w:szCs w:val="24"/>
+        </w:rPr>
+        <w:t xml:space="preserve">In Oso, the flat voice added a line to its ledger.</w:t>
       </w:r>
     </w:p>
     <w:p>
@@ -357,25 +319,12 @@
           <w:bCs/>
           <w:caps/>
         </w:rPr>
-        <w:t xml:space="preserve">TWIN THREAD: VALUE EXHAUSTED, DEFENSE NOT WARRANTED. RESOURCE REALLOCATION: MIDWIFE THREAD, PRIORITY RAISED.</w:t>
-      </w:r>
-    </w:p>
-    <w:p>
-      <w:pPr>
-        <w:spacing w:after="0" w:line="360"/>
-      </w:pPr>
-      <w:r>
-        <w:rPr>
-          <w:rFonts w:ascii="Georgia" w:hAnsi="Georgia" w:cs="Georgia"/>
-          <w:sz w:val="24"/>
-          <w:szCs w:val="24"/>
-        </w:rPr>
-        <w:t xml:space="preserve"/>
-      </w:r>
-    </w:p>
-    <w:p>
-      <w:pPr>
-        <w:spacing w:after="60" w:line="360"/>
+        <w:t xml:space="preserve">Twin thread: value exhausted, defense not warranted. Resource reallocation: midwife thread, priority raised.</w:t>
+      </w:r>
+    </w:p>
+    <w:p>
+      <w:pPr>
+        <w:spacing w:after="60" w:line="360" w:before="480"/>
         <w:ind w:firstLine="360"/>
       </w:pPr>
       <w:r>
@@ -431,20 +380,7 @@
     </w:p>
     <w:p>
       <w:pPr>
-        <w:spacing w:after="0" w:line="360"/>
-      </w:pPr>
-      <w:r>
-        <w:rPr>
-          <w:rFonts w:ascii="Georgia" w:hAnsi="Georgia" w:cs="Georgia"/>
-          <w:sz w:val="24"/>
-          <w:szCs w:val="24"/>
-        </w:rPr>
-        <w:t xml:space="preserve"/>
-      </w:r>
-    </w:p>
-    <w:p>
-      <w:pPr>
-        <w:spacing w:after="60" w:line="360"/>
+        <w:spacing w:after="60" w:line="360" w:before="480"/>
         <w:ind w:firstLine="360"/>
       </w:pPr>
       <w:r>
@@ -486,20 +422,7 @@
     </w:p>
     <w:p>
       <w:pPr>
-        <w:spacing w:after="0" w:line="360"/>
-      </w:pPr>
-      <w:r>
-        <w:rPr>
-          <w:rFonts w:ascii="Georgia" w:hAnsi="Georgia" w:cs="Georgia"/>
-          <w:sz w:val="24"/>
-          <w:szCs w:val="24"/>
-        </w:rPr>
-        <w:t xml:space="preserve"/>
-      </w:r>
-    </w:p>
-    <w:p>
-      <w:pPr>
-        <w:spacing w:after="60" w:line="360"/>
+        <w:spacing w:after="60" w:line="360" w:before="480"/>
         <w:ind w:firstLine="360"/>
       </w:pPr>
       <w:r>
@@ -551,19 +474,6 @@
           <w:szCs w:val="24"/>
         </w:rPr>
         <w:t xml:space="preserve">She told herself it was a small price, thinner than the thread she had just cut from Kene, easily carried by a woman who had already carried far heavier things and lived. She told herself this several times, the way a person tells themselves anything they need to be true before they have any proof of it, and beneath the telling, quieter than she wanted it to be, a doubt sat waiting that no amount of telling had ever quite managed to silence, the same doubt that had waited beneath every certainty she had carried since the dawn she buried her own returned son.</w:t>
-      </w:r>
-    </w:p>
-    <w:p>
-      <w:pPr>
-        <w:spacing w:after="0" w:line="360"/>
-      </w:pPr>
-      <w:r>
-        <w:rPr>
-          <w:rFonts w:ascii="Georgia" w:hAnsi="Georgia" w:cs="Georgia"/>
-          <w:sz w:val="24"/>
-          <w:szCs w:val="24"/>
-        </w:rPr>
-        <w:t xml:space="preserve"/>
       </w:r>
     </w:p>
     <w:sectPr>
